--- a/example_articles/states/Multiple/4.states_Multiple_Other_publisher.docx
+++ b/example_articles/states/Multiple/4.states_Multiple_Other_publisher.docx
@@ -27,17 +27,17 @@
     </w:p>
     <w:p>
       <w:r>
-        <w:t>Source File: Other publishers/Files (500) (25).DOCX</w:t>
+        <w:t>Source file: Other publishers/Files (500) (25).DOCX</w:t>
       </w:r>
     </w:p>
     <w:p>
       <w:r>
-        <w:t>Raw locations result: ['Massachusetts', 'New York', 'Rhode Island', 'Maryland']</w:t>
+        <w:t>Raw locations result, 'locations': ['Massachusetts', 'New York', 'Rhode Island', 'Maryland']</w:t>
       </w:r>
     </w:p>
     <w:p>
       <w:r>
-        <w:t>states_stand_flat (Standardized): Multiple</w:t>
+        <w:t>Standardized locations result, 'states_stand_flat': Multiple</w:t>
       </w:r>
     </w:p>
     <w:p>

--- a/example_articles/states/Multiple/4.states_Multiple_Other_publisher.docx
+++ b/example_articles/states/Multiple/4.states_Multiple_Other_publisher.docx
@@ -7,7 +7,7 @@
         <w:pStyle w:val="Heading1"/>
       </w:pPr>
       <w:r>
-        <w:t>Fire aftermath cools disco beat in NYC</w:t>
+        <w:t>Campuses catch spirit of activism</w:t>
       </w:r>
     </w:p>
     <w:p>
@@ -17,22 +17,22 @@
     </w:p>
     <w:p>
       <w:r>
-        <w:t>Date: 1990-06-01</w:t>
+        <w:t>Date: 1990-05-10</w:t>
       </w:r>
     </w:p>
     <w:p>
       <w:r>
-        <w:t>Section: NEWS; Pg. 3A</w:t>
+        <w:t>Section: LIFE; Pg. 1D; Cover Story</w:t>
       </w:r>
     </w:p>
     <w:p>
       <w:r>
-        <w:t>Source file: Other publishers/Files (500) (25).DOCX</w:t>
+        <w:t>Source file: Other publishers/Files (500) (28).DOCX</w:t>
       </w:r>
     </w:p>
     <w:p>
       <w:r>
-        <w:t>Raw locations result, 'locations': ['Massachusetts', 'New York', 'Rhode Island', 'Maryland']</w:t>
+        <w:t>Raw locations result, 'locations': ['New York', 'Ohio', 'Wisconsin', 'Pennsylvania', 'Connecticut', 'California', 'Michigan']</w:t>
       </w:r>
     </w:p>
     <w:p>
@@ -49,61 +49,71 @@
     </w:p>
     <w:p>
       <w:r>
-        <w:t>A hypnotic merengue beat pulses across the Voices Latin Disco under Tremont Avenue. Twirling bodies sway in the red and blue lights, bottles of Bacardi and Coke wait at the tables.</w:t>
+        <w:t>For Dan Kiss, college means more than sparring with professors.</w:t>
         <w:br/>
-        <w:t>It's the usual Saturday night dance in the Bronx. But this weekend, like every weekend since March 25, there are fewer dancers.</w:t>
+        <w:t>At a recent rally denouncing tuition hikes, the Oberlin (Ohio) College junior jumped on a cop he says had a chokehold on his friend. Now, in addition to final exams, the 21-year-old is facing a court date.</w:t>
         <w:br/>
-        <w:t>Two months after a fire killed 87 people at the Happy Land Social Club near here, the Voices is among a handful of clubs still legally open.</w:t>
+        <w:t>Across the nation, students like Kiss are turning words into actions - sit- ins at Temple University, street blockades at Hunter College and arrests at the University of Wisconsin-Madison - that recall the tumult of the '60s.</w:t>
         <w:br/>
-        <w:t>Once a cheap alternative to expensive Manhattan discos, most of the illegal clubs - fraught with safety violations and lacking licenses - are now closed. The few left aren't drawing big crowds. Many poor and working-class Hispanics are staying home.</w:t>
+        <w:t>''For me, (activism) is about being taken seriously when you say, 'Stick up for what's right,' '' says Kiss. ''It's when you carry through that people get uncomfortable.''</w:t>
         <w:br/>
-        <w:t>Cuban immigrant Julio Gonzales pleaded not guilty to starting the fire, the USA's deadliest in 13 years. Prosecutors say Gonzales, 36, torched the club after a fight with his girlfriend.</w:t>
+        <w:t>Beyond making speeches, they're changing policies.</w:t>
         <w:br/>
-        <w:t>Since March, a massive crackdown has thrown a curtain of steel security gates down on hundreds of illegal social clubs. Where once merengue and salsa poured out of doors on nearly every block, now the music wafts mostly from passing cars. Only the gaudy lights of all-night bodega groceries and take- out chicken joints call out in the rolling streets of Tremont.</w:t>
+        <w:t>This week, the students of tiny Mills College in Oakland, Calif., shut down the 700-student women's college. When the board of trustees voted last week to bow to financial concerns and admit men, activists jammed the school's phone lines and blockaded administration buildings. Support, largely from other college student groups, poured in through the campus newspaper's fax machine.</w:t>
         <w:br/>
-        <w:t>''It's increasingly difficult to find'' illegal clubs, says Police Deputy Inspector Jesse Peterman. ''There's been a dramatic reduction. We feel that the program has been successful.''</w:t>
+        <w:t>More importantly, on Wednesday, after alumnae and faculty sided with students, board president F. Warren Hellman agreed to reconsider his support of the proposal.</w:t>
         <w:br/>
-        <w:t>Juan Cotto agrees.</w:t>
+        <w:t>''The faculty has made things easier by being on our side'' and postponing many classes, says Mary Lane, 19, a Mills sophomore. ''But if they weren't, the kids would just take their books to the blockades.</w:t>
         <w:br/>
-        <w:t>''They shut all the clubs down,'' said Cotto, a musician who last week played his first post-fire date at the Sombrero Club on Jerome Avenue.</w:t>
+        <w:t>We'd still be activists.''</w:t>
         <w:br/>
-        <w:t>Although a city social club task force has spread citywide, Bronx club owners say they've been hit hardest. Borough numbers are unavailable, but 361 clubs have been ordered vacated in New York, 96 for repeat violations.</w:t>
+        <w:t>The rallying cry of the '60s was the Vietnam War. While ensuing decades saw pockets of protests against U.S. policy in Central America and corporate divestment from South Africa, students by and large were caught up in the '80s quest for high-dollar careers.</w:t>
         <w:br/>
-        <w:t>Like the Happy Land, most of the closed clubs were riddled with violations. They didn't have fire exits - or exit signs, sprinklers, alarm systems, emergency lights, occupancy permits or liquor licenses.</w:t>
+        <w:t>Today's students haven't lost sight of key foreign issues. But today's protests clearly hit closer to campus.</w:t>
         <w:br/>
-        <w:t>Says New York Fire Department Assistant Commissioner John Mulligan: ''This time we mean business.''</w:t>
+        <w:t>Top of the list: diversity. Students are passionate about the need for greater minority representation, not only on campus, but also among tenured faculty. Other sore spots are racism and escalating college costs.</w:t>
         <w:br/>
-        <w:t>And that's bad for business.</w:t>
+        <w:t>''What makes this activism different is that it's not just 'radicals,' but everyday students who are reacting to things that affect their lives, like the prospect of being in debt for years to come,'' says Julianne Marley, U.S. Student Association, Washington, D.C. ''I think campuses have just begun to see the spark. There's going to be fire.'' Feeling the heat:</w:t>
         <w:br/>
-        <w:t>''It's getting worse and worse,'' says Tito Lopez, owner of Voices, whose 360-person ballroom drew just 150 dancers on a recent Saturday night. The club, where men are frisked and women searched with a hand-held metal detector at the door, charges a Manhattan-style $ 20 cover, steep compared with Happy Land's $ 5 fee.</w:t>
+        <w:t>- -</w:t>
         <w:br/>
-        <w:t>''There's nobody here. There's no money to pay my workers,'' Lopez says.</w:t>
+        <w:t>- Temple University (Philadelphia). -An altercation on April 26 between black students and white fraternity members left a black female student with a broken ankle and bruised ribs at the hands of a white campus police officer. Last week, black students blocked off five campus entrances until the president agreed to a meeting about disciplining the officer.</w:t>
         <w:br/>
-        <w:t>The club has been burglarized twice since officials ordered its security gates removed. And a second, $ 250,000 club upstairs is idle because red tape has held up an assembly permit. Since the fire, Lopez says, ''everything is taking so long.''</w:t>
+        <w:t>- University of Wisconsin-Madison. -Over the past few weeks, students - incensed by ROTC's anti-homosexual policy - staged a five-day sleep-in. Police hauled 40 students from the offices of the university system president.</w:t>
         <w:br/>
-        <w:t>City officials aren't the only ones taking precautions.</w:t>
+        <w:t>- Wesleyan University (Middletown, Conn.). -Students pushed administrators to call off classes Tuesday so they could stage a rally protesting violent incidents in the past month, including vandalism at the school's Afro-American center.</w:t>
         <w:br/>
-        <w:t>Radhames Melo, 29, ''used to go to any hole,'' he says. Now, says the Dominican salesman, on his way into the Astromundo Club, he's more careful.</w:t>
+        <w:t>- Hunter College (New York). -Last week, students blocked off Lexington Avenue and occupied administration buildings to protest proposed tuition hikes and financial aid cutbacks.</w:t>
         <w:br/>
-        <w:t>So is the Astromundo, which advertises its live acts on local Spanish TV and radio. The now-legal club was closed for a month after the Happy Land fire because it didn't have an occupancy certificate. Patrons recall there used to be locks on a back exit. Now, they say, the club has cleaned up its act.</w:t>
+        <w:t>''If we don't win, most of us will have to drop out of school. The fight is not over,'' says Hunter sophomore Yor-El Francis, 19, one of many working- class minorities enrolled at the school. ''We'll see if we can rent buses and go to Albany to see our legislators.''</w:t>
         <w:br/>
-        <w:t>That's good enough for Ada Santiago, 18, who lost two friends at the Happy Land. The Puerto Rican high school student, who comes to the Astromundo to dance, says she ''stayed away for a month, then I started coming back. I thought it was never going to happen again.''</w:t>
+        <w:t>Students gunning for concrete concessions know that brains can be more effective than brawn. Within hours of Mills' decision to resist the tide of change, students had set up a press office. Equally focused, Hunter students decided against challenging Mayor David Dinkins' promise to arrest those blocking the street in front of the school.</w:t>
         <w:br/>
-        <w:t>But it might. Most club goers say the first thing they now do is check the exits.</w:t>
+        <w:t>''We're talking about tuition. This is not about fighting the police,'' says Francis.</w:t>
         <w:br/>
-        <w:t>''When we came down the steps we joked about if there was a fire how would we get out,'' says Angel Estrella, 21, a Puerto Rican clerk dancing at Voices. But ''it didn't stop me. … This is something people will never stop doing. They just want to have fun.''</w:t>
+        <w:t>Oberlin's Kiss didn't set out to challenge police; he says today's methods are more sophisticated.</w:t>
         <w:br/>
+        <w:t>''The conservative '80s were rough on progressive people,'' he says. ''Anyone at it now has learned to refine their tactics.''</w:t>
         <w:br/>
-        <w:t>Graphic</w:t>
+        <w:t>Where did this movement come from?</w:t>
         <w:br/>
+        <w:t>Besides being propelled by dollars-and-cents issues, many point a finger at the conservative lull of the past decade.</w:t>
         <w:br/>
-        <w:t xml:space="preserve"> </w:t>
+        <w:t>''There's a marked interest in activism here,'' says Charles Moody, vice provost for minority affairs at the University of Michigan, which has experienced racial tension over the years. ''People talk about the selfishness of the '80s, and I think students want to show this is a different decade, a new generation who will get involved and try to change things.''</w:t>
         <w:br/>
-        <w:t>PHOTO; b/w, Carol Halebian (Jose Ramirez); PHOTO; b/w, Mario Suriani, AP (Fires, Happy Land Social Club); PHOTO; b/w, Carol Halebian (Ada Santiago)</w:t>
+        <w:t>How far will it go?</w:t>
         <w:br/>
-        <w:t xml:space="preserve"> </w:t>
+        <w:t>Students interviewed say they remain undeterred by shows of police force. Many say riot gear and dogs often greet their rallies. One says that a SWAT team was on call. A few, like Kiss, say that ''a couple of false moves'' would have turned their gathering into another Kent State, where four students died when the National Guard opened fire.</w:t>
         <w:br/>
-        <w:t>CUTLINE: JOSE RAMIREZ: Owns Astromundo Club in the Bronx CUTLINE: GRIM REMINDER: Flowers and banners mark the entrance of the once- popular Happy Land Social Club in the Bronx, where a fire killed 87 people two months ago. CUTLINE: SANTIAGO: Puerto Rican high schooler lost two friends at Happy Land, but still goes dancing after staying away a month.</w:t>
+        <w:t>But administrators say they remember May 4, 1970.</w:t>
+        <w:br/>
+        <w:t>''Any threat of violence is the line beyond which both administrators and protesters can't cross,'' says Peter Liacouras, president of Temple University, which called in Philadelphia police to monitor a recent demonstration. ''But you also need to provide a forum for people to air their debates.''</w:t>
+        <w:br/>
+        <w:t>Patrick Penn, Oberlin's dean of students, takes a similar administrative stand on campus activism. He says it's a double-edged sword that needs to be tempered with open dialogue.</w:t>
+        <w:br/>
+        <w:t>''I'm concerned when they go beyond the parameters of the law,'' he says. ''But I'm also pleased to have critically thinking students who are willing to stand up for what they hold dear. It's part of the American tradition.''</w:t>
+        <w:br/>
+        <w:t>But for many students today, the past is best left to the history books. Mention that '60s-forged tradition to Kiss, and the retort is quick and piercing: ''I'm not doing this for nostalgia.''</w:t>
       </w:r>
     </w:p>
     <w:sectPr>

--- a/example_articles/states/Multiple/4.states_Multiple_Other_publisher.docx
+++ b/example_articles/states/Multiple/4.states_Multiple_Other_publisher.docx
@@ -7,7 +7,11 @@
         <w:pStyle w:val="Heading1"/>
       </w:pPr>
       <w:r>
-        <w:t>Campuses catch spirit of activism</w:t>
+        <w:t>FAMILIES BY THE NUMBERS;</w:t>
+        <w:br/>
+        <w:t>YOUR BIRTH ORDER PLACE AMONG YOUR SIBLINGS MAY DETERMINE THE KIND OF PERSON;</w:t>
+        <w:br/>
+        <w:t>YOU BECOME</w:t>
       </w:r>
     </w:p>
     <w:p>
@@ -17,22 +21,22 @@
     </w:p>
     <w:p>
       <w:r>
-        <w:t>Date: 1990-05-10</w:t>
+        <w:t>Date: 1999-08-03</w:t>
       </w:r>
     </w:p>
     <w:p>
       <w:r>
-        <w:t>Section: LIFE; Pg. 1D; Cover Story</w:t>
+        <w:t>Section: HEALTH,; COVER STORY</w:t>
       </w:r>
     </w:p>
     <w:p>
       <w:r>
-        <w:t>Source file: Other publishers/Files (500) (28).DOCX</w:t>
+        <w:t>Source file: Other publishers/Files (500) (30).DOCX</w:t>
       </w:r>
     </w:p>
     <w:p>
       <w:r>
-        <w:t>Raw locations result, 'locations': ['New York', 'Ohio', 'Wisconsin', 'Pennsylvania', 'Connecticut', 'California', 'Michigan']</w:t>
+        <w:t>Raw locations result, 'locations': ['Pennsylvania', 'Florida']</w:t>
       </w:r>
     </w:p>
     <w:p>
@@ -49,71 +53,109 @@
     </w:p>
     <w:p>
       <w:r>
-        <w:t>For Dan Kiss, college means more than sparring with professors.</w:t>
+        <w:t>Debbie Pascale sees herself as a classic example of the first-born child in a large family: a resourceful motivator, a perfectionist who toed the line and set an example for six younger siblings.</w:t>
         <w:br/>
-        <w:t>At a recent rally denouncing tuition hikes, the Oberlin (Ohio) College junior jumped on a cop he says had a chokehold on his friend. Now, in addition to final exams, the 21-year-old is facing a court date.</w:t>
+        <w:t>The 48-year-old sales director figures that being raised first in her parents' working-class Aspinwall household has a lot to do with why she's developed her self-assured personality and become successful in business.</w:t>
         <w:br/>
-        <w:t>Across the nation, students like Kiss are turning words into actions - sit- ins at Temple University, street blockades at Hunter College and arrests at the University of Wisconsin-Madison - that recall the tumult of the '60s.</w:t>
+        <w:t>"I always had to be the leader, with so many of us and my mother always working," says Pascale, who now lives in O' Hara. "My mother would say: ' You're the oldest - you've got to take care of everyone. Some of her siblings symbolize theories of birth order influence as well: the "loner" sec ond child; the "outcast" or "scapegoat" who comes later; the young "mascot" who makes everyone else laugh and feel good.</w:t>
         <w:br/>
-        <w:t>''For me, (activism) is about being taken seriously when you say, 'Stick up for what's right,' '' says Kiss. ''It's when you carry through that people get uncomfortable.''</w:t>
+        <w:t>Psychologists and other authors hit the bookstores with some regularity to reassert the notion that such personal traits can often be linked to someone's sequence among his or her siblings. Two recent examples are "The New Birth Order Book," by Tucson, Ariz., psychologist Kevin Leman, and "Birth Order Blues," by Meri Wallace, a New York child and family therapist.</w:t>
         <w:br/>
-        <w:t>Beyond making speeches, they're changing policies.</w:t>
+        <w:t>"In no case that I have handled in more than 25 years of psychological practice has birth order not applied to a substantial degree," Leman asserts in his update of an earlier popular book on the topic. "That is not to say that birth order explains everything but it has always proved to be a helpful tool that my clients can understand and apply to their lives."</w:t>
         <w:br/>
-        <w:t>This week, the students of tiny Mills College in Oakland, Calif., shut down the 700-student women's college. When the board of trustees voted last week to bow to financial concerns and admit men, activists jammed the school's phone lines and blockaded administration buildings. Support, largely from other college student groups, poured in through the campus newspaper's fax machine.</w:t>
+        <w:t>Leman believes birth order has such significance that it helps determine whom you marry and whether a marriage is likely to be successful. He says business people can use an understanding of birth order among their customers and contacts to become more successful. And he happily makes a public show of trying to guess the birth order of strangers after sizing them up with a few questions and observations.</w:t>
         <w:br/>
-        <w:t>More importantly, on Wednesday, after alumnae and faculty sided with students, board president F. Warren Hellman agreed to reconsider his support of the proposal.</w:t>
+        <w:t>Some local therapists also use knowledge of birth sequence to try to help their clients. Yet, there's no universal consensus in their field on the practical value of knowing if someone was born first, second or later in his or her family. There are some professionals who find the subject to be little more than pop-psychology entertainment for the masses.</w:t>
         <w:br/>
-        <w:t>''The faculty has made things easier by being on our side'' and postponing many classes, says Mary Lane, 19, a Mills sophomore. ''But if they weren't, the kids would just take their books to the blockades.</w:t>
+        <w:t>"Everybody has a birth order, so it's something everybody can identify with," noted Toni Falbo, a University of Texas professor of educational psychology and sociology. She has researched the topic for a quarter-century, but found little basis for linking it to personality.</w:t>
         <w:br/>
-        <w:t>We'd still be activists.''</w:t>
+        <w:t>Falbo credits birth order with no more than 2 percent influence in determining who you are.</w:t>
         <w:br/>
-        <w:t>The rallying cry of the '60s was the Vietnam War. While ensuing decades saw pockets of protests against U.S. policy in Central America and corporate divestment from South Africa, students by and large were caught up in the '80s quest for high-dollar careers.</w:t>
+        <w:t xml:space="preserve"> </w:t>
         <w:br/>
-        <w:t>Today's students haven't lost sight of key foreign issues. But today's protests clearly hit closer to campus.</w:t>
+        <w:t>"It's minor compared to other factors like whether you're a man or woman, the educational attainment of your parents, the genetic predispositions you arrived with - all of these put together account for much more variance" in personality, she said.</w:t>
         <w:br/>
-        <w:t>Top of the list: diversity. Students are passionate about the need for greater minority representation, not only on campus, but also among tenured faculty. Other sore spots are racism and escalating college costs.</w:t>
+        <w:t>Looking around the Fox Chapel Yacht Club last Wednesday evening, as Pascale floated from sibling to cousin to friend to make sure everyone was enjoying her birthday party, one could understand how birth order theories gain support.</w:t>
         <w:br/>
-        <w:t>''What makes this activism different is that it's not just 'radicals,' but everyday students who are reacting to things that affect their lives, like the prospect of being in debt for years to come,'' says Julianne Marley, U.S. Student Association, Washington, D.C. ''I think campuses have just begun to see the spark. There's going to be fire.'' Feeling the heat:</w:t>
+        <w:t>Sitting quietly at a table, catering to the needs of her grandchildren, was Claudia Jackson, 46, who was born two years after Pascale to their parents, Robert and Rose Marie Diehm.</w:t>
         <w:br/>
-        <w:t>- -</w:t>
+        <w:t>Birth order theory holds that a second child will commonly take on an opposite personality from the first, and Jackson is every bit as shy as her older sister is social. Jackson, a nanny, is more likely to ask two people to a birthday celebration at her O' Hara home, compared to the 30 that Pascale invited to the yacht club.</w:t>
         <w:br/>
-        <w:t>- Temple University (Philadelphia). -An altercation on April 26 between black students and white fraternity members left a black female student with a broken ankle and bruised ribs at the hands of a white campus police officer. Last week, black students blocked off five campus entrances until the president agreed to a meeting about disciplining the officer.</w:t>
+        <w:t>"I'm sort of in the background" at family gatherings, Jackson said, accepting that as her natural position though she's very close to her sister.</w:t>
         <w:br/>
-        <w:t>- University of Wisconsin-Madison. -Over the past few weeks, students - incensed by ROTC's anti-homosexual policy - staged a five-day sleep-in. Police hauled 40 students from the offices of the university system president.</w:t>
+        <w:t>The sixth of the seven siblings, Marcy Lynn Diehm, 37, also sat to the side with a friend at the party. Families are supposed to have one child between first and last who feels left out and is more troubled than the rest - or so goes the theory. Marcy Lynn, a tattooed bartender who never finished high school, acknowledges her role as the family's "black sheep."</w:t>
         <w:br/>
-        <w:t>- Wesleyan University (Middletown, Conn.). -Students pushed administrators to call off classes Tuesday so they could stage a rally protesting violent incidents in the past month, including vandalism at the school's Afro-American center.</w:t>
+        <w:t>"I just like doing my own thing. The rest have got their good jobs and nice houses. … Maybe I was adopted and left on the doorstep," she says with a chuckle, professing great affection nonetheless for all her siblings and their mother, with whom she lives in Aspinwall.</w:t>
         <w:br/>
-        <w:t>- Hunter College (New York). -Last week, students blocked off Lexington Avenue and occupied administration buildings to protest proposed tuition hikes and financial aid cutbacks.</w:t>
+        <w:t>Their father is deceased, and all of the children say they feel a close bond with one another.</w:t>
         <w:br/>
-        <w:t>''If we don't win, most of us will have to drop out of school. The fight is not over,'' says Hunter sophomore Yor-El Francis, 19, one of many working- class minorities enrolled at the school. ''We'll see if we can rent buses and go to Albany to see our legislators.''</w:t>
+        <w:t>The fourth of the Diehms at Pascale's party was the baby of the family, John Diehm, 36, a well-grounded father and computer consultant who doesn't appear to fit his birth order role. The youngest is typically supposed to be spoiled, flighty, used to getting his way and having others take care of him.</w:t>
         <w:br/>
-        <w:t>Students gunning for concrete concessions know that brains can be more effective than brawn. Within hours of Mills' decision to resist the tide of change, students had set up a press office. Equally focused, Hunter students decided against challenging Mayor David Dinkins' promise to arrest those blocking the street in front of the school.</w:t>
+        <w:t>John, of Ross, believes his more serious personality was influenced by a severe auto accident when he was 3, which scarred him physically and made him more withdrawn in childhood.</w:t>
         <w:br/>
-        <w:t>''We're talking about tuition. This is not about fighting the police,'' says Francis.</w:t>
+        <w:t>He would be an example of how other factors in a young life besides family sequence can influence development. Even the biggest proponents of birth order theory, including Leman and Wallace, note that physical and mental illness, death, divorce, addiction, adoption and other issues can override any predictability associated with birth position. Big gaps in age between children can also make a later-born act like a first-born.</w:t>
         <w:br/>
-        <w:t>Oberlin's Kiss didn't set out to challenge police; he says today's methods are more sophisticated.</w:t>
+        <w:t>Three siblings couldn't make it for Pascale's 48th birthday.</w:t>
         <w:br/>
-        <w:t>''The conservative '80s were rough on progressive people,'' he says. ''Anyone at it now has learned to refine their tactics.''</w:t>
+        <w:t>Her oldest brother, Bobby, 44, is an electrical engineer in Port St. Lucie, Fla. He also had a take-charge role among the siblings, which is supposed to be typical of the first male child.</w:t>
         <w:br/>
-        <w:t>Where did this movement come from?</w:t>
+        <w:t>The fourth of the seven children, Tammy Zelenko, 42, of Moon, is head of a local home health services company who is busy pursuing a master's degree. She attached herself closely to Bobby when young and they spent a lot of time jointly with friends outside the family, which birth order theorists say is a natural way for middle children to find a less crowded place for themselves.</w:t>
         <w:br/>
-        <w:t>Besides being propelled by dollars-and-cents issues, many point a finger at the conservative lull of the past decade.</w:t>
+        <w:t>Families are also supposed to have a "mascot," a child who is easy-going, funny and finds a niche in bringing a smile to the others. It's often the youngest, but in the Diehm family it's Kevin, 40, nicknamed "Dizzy," who has worked as a standup comedian in Los Angeles, where he now owns a record store.</w:t>
         <w:br/>
-        <w:t>''There's a marked interest in activism here,'' says Charles Moody, vice provost for minority affairs at the University of Michigan, which has experienced racial tension over the years. ''People talk about the selfishness of the '80s, and I think students want to show this is a different decade, a new generation who will get involved and try to change things.''</w:t>
+        <w:t>Local therapists may not write books on the subject, but some find birth order to be a useful guidepost in examining personal issues.</w:t>
         <w:br/>
-        <w:t>How far will it go?</w:t>
+        <w:t>"It's one piece of a puzzle," said Tom Devereaux, coordinator of child and adolescent outpatient services for St. Francis Medical Center. "If someone seems entrenched in a role and it was affecting their mental health, [birth order] would be one of the things to home in on."</w:t>
         <w:br/>
-        <w:t>Students interviewed say they remain undeterred by shows of police force. Many say riot gear and dogs often greet their rallies. One says that a SWAT team was on call. A few, like Kiss, say that ''a couple of false moves'' would have turned their gathering into another Kent State, where four students died when the National Guard opened fire.</w:t>
+        <w:t>Just because someone could be influenced by his place in the family, it doesn't mean there's a problem connected with it. Then again, it might, if it leads to personality extremes. Therapists say parents' treatment of their children has a lot to do with whether the anticipated roles become troublesome.</w:t>
         <w:br/>
-        <w:t>But administrators say they remember May 4, 1970.</w:t>
+        <w:t>"Being aware of birth order will not cure you, but it helps us avail ourselves of some opportunities to heal" through therapy, said Linda Bazan of St. Francis Psychology Associates.</w:t>
         <w:br/>
-        <w:t>''Any threat of violence is the line beyond which both administrators and protesters can't cross,'' says Peter Liacouras, president of Temple University, which called in Philadelphia police to monitor a recent demonstration. ''But you also need to provide a forum for people to air their debates.''</w:t>
+        <w:t>Birth order can lead to both good and bad habits, the psychologist said. Through therapy, she said, "You can learn how to maximize and enhance your gifts and talents, and minimize the reactive, negative things we do that are not conscious."</w:t>
         <w:br/>
-        <w:t>Patrick Penn, Oberlin's dean of students, takes a similar administrative stand on campus activism. He says it's a double-edged sword that needs to be tempered with open dialogue.</w:t>
+        <w:t>The theorists say the first-born may become the "family hero" who acquires confidence and leadership skills, but can also have difficulty in other personal relationships by becoming too workaholic, demanding and critical.</w:t>
         <w:br/>
-        <w:t>''I'm concerned when they go beyond the parameters of the law,'' he says. ''But I'm also pleased to have critically thinking students who are willing to stand up for what they hold dear. It's part of the American tradition.''</w:t>
+        <w:t>A second-born or middle child living in the first child's shadow might respond by doing a lot of reading or creative tasks on her own and pursuing beneficial relationships with peers, or she might engage in rebellious, socially destructive behavior.</w:t>
         <w:br/>
-        <w:t>But for many students today, the past is best left to the history books. Mention that '60s-forged tradition to Kiss, and the retort is quick and piercing: ''I'm not doing this for nostalgia.''</w:t>
+        <w:t>An only child may succeed in life as a result of the undivided attention of both parents, or he may be spoiled to the degree that he has trouble interacting with peers.</w:t>
+        <w:br/>
+        <w:t>A youngest child may develop the kind of carefree, warm personality that helps her navigate all of life's troubles without stress, or she may be so dependent on others that she finds it hard to manage her life herself when reaching adulthood.</w:t>
+        <w:br/>
+        <w:t>Birth order theory holds that the family role that influences development of a youngster can be long-lasting, just as Debbie Pascale is still considered the ringleader among her siblings even though they're all adults.</w:t>
+        <w:br/>
+        <w:t>"It's probably most clear and dominant in adolescence and young adulthood, but it's probably an important factor in people's lives all of their lives," Devereaux said.</w:t>
+        <w:br/>
+        <w:t>The primary reason that birth order theory hasn't gained universal acceptance is it's so hard to prove, even if it sounds plausible. Two Swiss researchers who evaluated hundreds of studies on the topic from the 1950s to 1980s simply dismissed the theory as unreliable.</w:t>
+        <w:br/>
+        <w:t>"There aren't data sufficient to come up with conclusions, because for questions of personality, there are so many factors that enter into it," said Robert Zajonc, a Stanford University psychology professor who agrees with the findings by Cecile Ernst and Jules Angst.</w:t>
+        <w:br/>
+        <w:t>Zajonc is satisfied that birth order influences one characteristic alone educational performance.</w:t>
+        <w:br/>
+        <w:t>He studied standardized tests such as the SAT and found first-borns averaged higher scores than peers who had been born later. Zajonc says first-borns are influenced primarily by adults in their formative years, whereas later children are comparatively hampered by the significant influence of their older siblings.</w:t>
+        <w:br/>
+        <w:t>One of the most recent birth order studies to gain wide attention was that of historian Frank J. Sulloway, author of "Born to Rebel."</w:t>
+        <w:br/>
+        <w:t>The book published three years ago, after Sulloway's study of thousands of historical figures, pronounced later-borns far more likely than first-borns to resist authority and lead the major revolutions of their era. But even that research found a split in acceptance in the field of psychology.</w:t>
+        <w:br/>
+        <w:t>The bottom line for a number of psychologists is that the level of influence, whether from birth order or any other variable, is all very personal. That's even the viewpoint of the head of the Alfred Adler Institute of San Francisco, named after the associate of Sigmund Freud who developed birth order theory.</w:t>
+        <w:br/>
+        <w:t>"My answer to the whole thing is, ' It depends,' " said psychotherapist Henry Stein. "In one case, it might be very important. In another case, birth order might be almost irrelevant. You kind of have to throw out the theory, as a clinician, and look at the person's story and say, ' OK, what is the influence here?' "</w:t>
+        <w:br/>
+        <w:t>He estimated that in his clinical cases, "birth order appears to be a significant influence" in about 25 percent of patients.</w:t>
+        <w:br/>
+        <w:t>That's giving the theory a lot more credence than some critics who have lumped it in with astrology, in terms of its practical application.</w:t>
+        <w:br/>
+        <w:t>Then again, Debbie Pascale reads her horoscope each day and visits palm-readers when in New York, in addition to being a believer in birth order theory. At least when she looks at her siblings, she can see some hard evidence for the latter.</w:t>
+        <w:br/>
+        <w:t>"There's certainly something to it," Pascale says. "I just know it from my family."</w:t>
+        <w:br/>
+        <w:br/>
+        <w:t>Graphic</w:t>
+        <w:br/>
+        <w:br/>
+        <w:t xml:space="preserve"> </w:t>
+        <w:br/>
+        <w:t>PHOTO 2, CHART, PHOTO: MARTHA RIAL/POST-GAZETTE: BIRTHDAY OF THE ONE WHO CAME FIRST; AMONG THEM - DEBBIE PASCALE. THEY ARE, FROM LEFT, JOHN DIEHM, MARCY LYNN; DIEHM, CLAUDIA JACKSON AND DEBBIE PASCALE. CLAUDIA WAS THE SECOND CHILD BORN; TO ROBERT AND ROSE MARIE DIEHM OF ASPINWALL. MARCY WAS THE SIXTH CHILD AND; JOHN WAS THE LAST. SOME BIRTH ORDER THEORIES HOLD THAT THE SECOND CHILD MAY BE; THE OPPOSITE OF THE FIRST. ONE CHILD MAY BE A REBEL, THESE THEORIES HOLD, AND; FREQUENTLY THE LAST, THE BABY, MAY BE EITHER SPOILED OR HIGHLY INDEPENDENT.; PHOTO: BELOW: THE DIEHMS (AND THEIR PLACE IN THE FAMILY BIRTH ORDER) IN 1963,; CLOCKWISE FROM LOWER LEFT: JOHN (7), DEBBIE (1), CLAUDIA (2), BOBBY (3), TAMMY; (4), MARCY LYNN (6) AND KEVIN (5).; CHART: ALFRED ADLER INSTITUTE OF SAN FRANCISCO;POST-GAZETTE: (BIRTH ORDER)</w:t>
       </w:r>
     </w:p>
     <w:sectPr>
